--- a/papers/_sources/rope_theory_of_magnetism.docx
+++ b/papers/_sources/rope_theory_of_magnetism.docx
@@ -3,9 +3,7 @@
 <w:document xmlns:w="http://schemas.openxmlformats.org/wordprocessingml/2006/main" xmlns:m="http://schemas.openxmlformats.org/officeDocument/2006/math" xmlns:r="http://schemas.openxmlformats.org/officeDocument/2006/relationships" xmlns:o="urn:schemas-microsoft-com:office:office" xmlns:v="urn:schemas-microsoft-com:vml" xmlns:w10="urn:schemas-microsoft-com:office:word" xmlns:a="http://schemas.openxmlformats.org/drawingml/2006/main" xmlns:pic="http://schemas.openxmlformats.org/drawingml/2006/picture" xmlns:wp="http://schemas.openxmlformats.org/drawingml/2006/wordprocessingDrawing">
   <w:body>
     <w:p>
-      <w:pPr>
-        <w:pStyle w:val="FirstParagraph"/>
-      </w:pPr>
+      <w:pPr/>
       <w:r>
         <w:rPr>
           <w:bCs/>
@@ -15,9 +13,7 @@
       </w:r>
     </w:p>
     <w:p>
-      <w:pPr>
-        <w:pStyle w:val="BodyText"/>
-      </w:pPr>
+      <w:pPr/>
       <w:r>
         <w:rPr>
           <w:bCs/>
@@ -27,9 +23,7 @@
       </w:r>
     </w:p>
     <w:p>
-      <w:pPr>
-        <w:pStyle w:val="BodyText"/>
-      </w:pPr>
+      <w:pPr/>
       <w:r>
         <w:rPr>
           <w:bCs/>
@@ -39,9 +33,7 @@
       </w:r>
     </w:p>
     <w:p>
-      <w:pPr>
-        <w:pStyle w:val="BodyText"/>
-      </w:pPr>
+      <w:pPr/>
       <w:r>
         <w:rPr>
           <w:iCs/>
@@ -51,9 +43,7 @@
       </w:r>
     </w:p>
     <w:p>
-      <w:pPr>
-        <w:pStyle w:val="BodyText"/>
-      </w:pPr>
+      <w:pPr/>
       <w:r>
         <w:rPr>
           <w:bCs/>
@@ -69,9 +59,7 @@
       </w:r>
     </w:p>
     <w:p>
-      <w:pPr>
-        <w:pStyle w:val="BodyText"/>
-      </w:pPr>
+      <w:pPr/>
       <w:r>
         <w:rPr>
           <w:bCs/>
@@ -87,17 +75,13 @@
       </w:r>
     </w:p>
     <w:p>
-      <w:pPr>
-        <w:pStyle w:val="BodyText"/>
-      </w:pPr>
+      <w:pPr/>
       <w:r>
         <w:t xml:space="preserve">Working paper — June 2026</w:t>
       </w:r>
     </w:p>
     <w:p>
-      <w:pPr>
-        <w:pStyle w:val="BodyText"/>
-      </w:pPr>
+      <w:pPr/>
       <w:r>
         <w:rPr>
           <w:bCs/>
@@ -107,9 +91,7 @@
       </w:r>
     </w:p>
     <w:p>
-      <w:pPr>
-        <w:pStyle w:val="BodyText"/>
-      </w:pPr>
+      <w:pPr/>
       <w:r>
         <w:t xml:space="preserve">We present a systematic derivation of electricity and magnetism within</w:t>
       </w:r>
@@ -265,9 +247,7 @@
       </w:r>
     </w:p>
     <w:p>
-      <w:pPr>
-        <w:pStyle w:val="BodyText"/>
-      </w:pPr>
+      <w:pPr/>
       <w:r>
         <w:rPr>
           <w:bCs/>
@@ -295,9 +275,7 @@
       </w:r>
     </w:p>
     <w:p>
-      <w:pPr>
-        <w:pStyle w:val="BodyText"/>
-      </w:pPr>
+      <w:pPr/>
       <w:r>
         <w:rPr>
           <w:bCs/>
@@ -307,9 +285,7 @@
       </w:r>
     </w:p>
     <w:p>
-      <w:pPr>
-        <w:pStyle w:val="BodyText"/>
-      </w:pPr>
+      <w:pPr/>
       <w:r>
         <w:t xml:space="preserve">Maxwell’s equations (1865) unify electricity and magnetism into a single</w:t>
       </w:r>
@@ -345,9 +321,7 @@
       </w:r>
     </w:p>
     <w:p>
-      <w:pPr>
-        <w:pStyle w:val="BodyText"/>
-      </w:pPr>
+      <w:pPr/>
       <w:r>
         <w:t xml:space="preserve">Yet Maxwell himself sought a physical mechanism. He spent years</w:t>
       </w:r>
@@ -395,9 +369,7 @@
       </w:r>
     </w:p>
     <w:p>
-      <w:pPr>
-        <w:pStyle w:val="BodyText"/>
-      </w:pPr>
+      <w:pPr/>
       <w:r>
         <w:t xml:space="preserve">The Rope Hypothesis (Gaede 2014, 2020) revives the mechanical programme.</w:t>
       </w:r>
@@ -445,9 +417,7 @@
       </w:r>
     </w:p>
     <w:p>
-      <w:pPr>
-        <w:pStyle w:val="BodyText"/>
-      </w:pPr>
+      <w:pPr/>
       <w:r>
         <w:t xml:space="preserve">We show that the answer to the first question is yes, with one</w:t>
       </w:r>
@@ -495,9 +465,7 @@
       </w:r>
     </w:p>
     <w:p>
-      <w:pPr>
-        <w:pStyle w:val="BodyText"/>
-      </w:pPr>
+      <w:pPr/>
       <w:r>
         <w:rPr>
           <w:bCs/>
@@ -507,9 +475,7 @@
       </w:r>
     </w:p>
     <w:p>
-      <w:pPr>
-        <w:pStyle w:val="BodyText"/>
-      </w:pPr>
+      <w:pPr/>
       <w:r>
         <w:rPr>
           <w:iCs/>
@@ -521,9 +487,7 @@
       </w:r>
     </w:p>
     <w:p>
-      <w:pPr>
-        <w:pStyle w:val="BodyText"/>
-      </w:pPr>
+      <w:pPr/>
       <w:r>
         <w:t xml:space="preserve">The rope network rests on five postulates for the electromagnetic</w:t>
       </w:r>
@@ -535,9 +499,7 @@
       </w:r>
     </w:p>
     <w:p>
-      <w:pPr>
-        <w:pStyle w:val="BodyText"/>
-      </w:pPr>
+      <w:pPr/>
       <w:r>
         <w:t xml:space="preserve">Every pair of atoms is connected by a physical two-strand helical rope</w:t>
       </w:r>
@@ -549,9 +511,7 @@
       </w:r>
     </w:p>
     <w:p>
-      <w:pPr>
-        <w:pStyle w:val="BodyText"/>
-      </w:pPr>
+      <w:pPr/>
       <w:r>
         <w:t xml:space="preserve">Ropes are interpenetrable: individual ropes pass through each other and</w:t>
       </w:r>
@@ -569,9 +529,7 @@
       </w:r>
     </w:p>
     <w:p>
-      <w:pPr>
-        <w:pStyle w:val="BodyText"/>
-      </w:pPr>
+      <w:pPr/>
       <w:r>
         <w:t xml:space="preserve">Physical contact—the repulsive force experienced when pressing two</w:t>
       </w:r>
@@ -595,9 +553,7 @@
       </w:r>
     </w:p>
     <w:p>
-      <w:pPr>
-        <w:pStyle w:val="BodyText"/>
-      </w:pPr>
+      <w:pPr/>
       <w:r>
         <w:t xml:space="preserve">Each rope has a winding angle θᵂ (the helix pitch angle relative to the</w:t>
       </w:r>
@@ -621,9 +577,7 @@
       </w:r>
     </w:p>
     <w:p>
-      <w:pPr>
-        <w:pStyle w:val="BodyText"/>
-      </w:pPr>
+      <w:pPr/>
       <w:r>
         <w:t xml:space="preserve">The wave speed along the rope is c = √(T/μ), identifying the</w:t>
       </w:r>
@@ -635,9 +589,7 @@
       </w:r>
     </w:p>
     <w:p>
-      <w:pPr>
-        <w:pStyle w:val="BodyText"/>
-      </w:pPr>
+      <w:pPr/>
       <w:r>
         <w:t xml:space="preserve">The interpenetrability postulate is essential and has profound</w:t>
       </w:r>
@@ -703,9 +655,7 @@
       </w:r>
     </w:p>
     <w:p>
-      <w:pPr>
-        <w:pStyle w:val="BodyText"/>
-      </w:pPr>
+      <w:pPr/>
       <w:r>
         <w:rPr>
           <w:iCs/>
@@ -717,9 +667,7 @@
       </w:r>
     </w:p>
     <w:p>
-      <w:pPr>
-        <w:pStyle w:val="BodyText"/>
-      </w:pPr>
+      <w:pPr/>
       <w:r>
         <w:t xml:space="preserve">Three mechanical quantities characterise the rope at each point in space</w:t>
       </w:r>
@@ -747,7 +695,6 @@
           <w:tcPr/>
           <w:p>
             <w:pPr>
-              <w:pStyle w:val="Compact"/>
               <w:jc w:val="left"/>
             </w:pPr>
             <w:r>
@@ -763,7 +710,6 @@
           <w:tcPr/>
           <w:p>
             <w:pPr>
-              <w:pStyle w:val="Compact"/>
               <w:jc w:val="left"/>
             </w:pPr>
             <w:r>
@@ -779,7 +725,6 @@
           <w:tcPr/>
           <w:p>
             <w:pPr>
-              <w:pStyle w:val="Compact"/>
               <w:jc w:val="left"/>
             </w:pPr>
             <w:r>
@@ -795,7 +740,6 @@
           <w:tcPr/>
           <w:p>
             <w:pPr>
-              <w:pStyle w:val="Compact"/>
               <w:jc w:val="left"/>
             </w:pPr>
             <w:r>
@@ -813,7 +757,6 @@
           <w:tcPr/>
           <w:p>
             <w:pPr>
-              <w:pStyle w:val="Compact"/>
               <w:jc w:val="left"/>
             </w:pPr>
             <w:r>
@@ -825,7 +768,6 @@
           <w:tcPr/>
           <w:p>
             <w:pPr>
-              <w:pStyle w:val="Compact"/>
               <w:jc w:val="left"/>
             </w:pPr>
             <w:r>
@@ -837,7 +779,6 @@
           <w:tcPr/>
           <w:p>
             <w:pPr>
-              <w:pStyle w:val="Compact"/>
               <w:jc w:val="left"/>
             </w:pPr>
             <w:r>
@@ -849,7 +790,6 @@
           <w:tcPr/>
           <w:p>
             <w:pPr>
-              <w:pStyle w:val="Compact"/>
               <w:jc w:val="left"/>
             </w:pPr>
             <w:r>
@@ -875,7 +815,6 @@
           <w:tcPr/>
           <w:p>
             <w:pPr>
-              <w:pStyle w:val="Compact"/>
               <w:jc w:val="left"/>
             </w:pPr>
             <w:r>
@@ -893,7 +832,6 @@
           <w:tcPr/>
           <w:p>
             <w:pPr>
-              <w:pStyle w:val="Compact"/>
               <w:jc w:val="left"/>
             </w:pPr>
             <w:r>
@@ -905,7 +843,6 @@
           <w:tcPr/>
           <w:p>
             <w:pPr>
-              <w:pStyle w:val="Compact"/>
               <w:jc w:val="left"/>
             </w:pPr>
             <w:r>
@@ -917,7 +854,6 @@
           <w:tcPr/>
           <w:p>
             <w:pPr>
-              <w:pStyle w:val="Compact"/>
               <w:jc w:val="left"/>
             </w:pPr>
             <w:r>
@@ -949,7 +885,6 @@
           <w:tcPr/>
           <w:p>
             <w:pPr>
-              <w:pStyle w:val="Compact"/>
               <w:jc w:val="left"/>
             </w:pPr>
             <w:r>
@@ -961,7 +896,6 @@
           <w:tcPr/>
           <w:p>
             <w:pPr>
-              <w:pStyle w:val="Compact"/>
               <w:jc w:val="left"/>
             </w:pPr>
             <w:r>
@@ -973,7 +907,6 @@
           <w:tcPr/>
           <w:p>
             <w:pPr>
-              <w:pStyle w:val="Compact"/>
               <w:jc w:val="left"/>
             </w:pPr>
             <w:r>
@@ -985,7 +918,6 @@
           <w:tcPr/>
           <w:p>
             <w:pPr>
-              <w:pStyle w:val="Compact"/>
               <w:jc w:val="left"/>
             </w:pPr>
             <w:r>
@@ -1011,7 +943,6 @@
           <w:tcPr/>
           <w:p>
             <w:pPr>
-              <w:pStyle w:val="Compact"/>
               <w:jc w:val="left"/>
             </w:pPr>
             <w:r>
@@ -1023,7 +954,6 @@
           <w:tcPr/>
           <w:p>
             <w:pPr>
-              <w:pStyle w:val="Compact"/>
               <w:jc w:val="left"/>
             </w:pPr>
             <w:r>
@@ -1035,7 +965,6 @@
           <w:tcPr/>
           <w:p>
             <w:pPr>
-              <w:pStyle w:val="Compact"/>
               <w:jc w:val="left"/>
             </w:pPr>
             <w:r>
@@ -1047,7 +976,6 @@
           <w:tcPr/>
           <w:p>
             <w:pPr>
-              <w:pStyle w:val="Compact"/>
               <w:jc w:val="left"/>
             </w:pPr>
             <w:r>
@@ -1073,7 +1001,6 @@
           <w:tcPr/>
           <w:p>
             <w:pPr>
-              <w:pStyle w:val="Compact"/>
               <w:jc w:val="left"/>
             </w:pPr>
             <w:r>
@@ -1085,7 +1012,6 @@
           <w:tcPr/>
           <w:p>
             <w:pPr>
-              <w:pStyle w:val="Compact"/>
               <w:jc w:val="left"/>
             </w:pPr>
             <w:r>
@@ -1097,7 +1023,6 @@
           <w:tcPr/>
           <w:p>
             <w:pPr>
-              <w:pStyle w:val="Compact"/>
               <w:jc w:val="left"/>
             </w:pPr>
             <w:r>
@@ -1109,7 +1034,6 @@
           <w:tcPr/>
           <w:p>
             <w:pPr>
-              <w:pStyle w:val="Compact"/>
               <w:jc w:val="left"/>
             </w:pPr>
             <w:r>
@@ -1126,9 +1050,7 @@
       </w:tr>
     </w:tbl>
     <w:p>
-      <w:pPr>
-        <w:pStyle w:val="BodyText"/>
-      </w:pPr>
+      <w:pPr/>
       <w:r>
         <w:rPr>
           <w:iCs/>
@@ -1222,9 +1144,7 @@
       </w:r>
     </w:p>
     <w:p>
-      <w:pPr>
-        <w:pStyle w:val="BodyText"/>
-      </w:pPr>
+      <w:pPr/>
       <w:r>
         <w:rPr>
           <w:bCs/>
@@ -1234,9 +1154,7 @@
       </w:r>
     </w:p>
     <w:p>
-      <w:pPr>
-        <w:pStyle w:val="BodyText"/>
-      </w:pPr>
+      <w:pPr/>
       <w:r>
         <w:rPr>
           <w:iCs/>
@@ -1248,9 +1166,7 @@
       </w:r>
     </w:p>
     <w:p>
-      <w:pPr>
-        <w:pStyle w:val="BodyText"/>
-      </w:pPr>
+      <w:pPr/>
       <w:r>
         <w:t xml:space="preserve">In standard electrodynamics, the electric and magnetic fields are</w:t>
       </w:r>
@@ -1262,25 +1178,19 @@
       </w:r>
     </w:p>
     <w:p>
-      <w:pPr>
-        <w:pStyle w:val="BodyText"/>
-      </w:pPr>
+      <w:pPr/>
       <w:r>
         <w:t xml:space="preserve">E = −∇φ − ∂A/∂t (1)</w:t>
       </w:r>
     </w:p>
     <w:p>
-      <w:pPr>
-        <w:pStyle w:val="BodyText"/>
-      </w:pPr>
+      <w:pPr/>
       <w:r>
         <w:t xml:space="preserve">B = ∇×A (2)</w:t>
       </w:r>
     </w:p>
     <w:p>
-      <w:pPr>
-        <w:pStyle w:val="BodyText"/>
-      </w:pPr>
+      <w:pPr/>
       <w:r>
         <w:t xml:space="preserve">where φ is the scalar potential [V] and A is the vector potential [Wb</w:t>
       </w:r>
@@ -1307,7 +1217,6 @@
           <w:tcPr/>
           <w:p>
             <w:pPr>
-              <w:pStyle w:val="Compact"/>
               <w:jc w:val="left"/>
             </w:pPr>
             <w:r>
@@ -1323,7 +1232,6 @@
           <w:tcPr/>
           <w:p>
             <w:pPr>
-              <w:pStyle w:val="Compact"/>
               <w:jc w:val="left"/>
             </w:pPr>
             <w:r>
@@ -1353,7 +1261,6 @@
           <w:tcPr/>
           <w:p>
             <w:pPr>
-              <w:pStyle w:val="Compact"/>
               <w:jc w:val="left"/>
             </w:pPr>
             <w:r>
@@ -1371,7 +1278,6 @@
           <w:tcPr/>
           <w:p>
             <w:pPr>
-              <w:pStyle w:val="Compact"/>
               <w:jc w:val="left"/>
             </w:pPr>
             <w:r>
@@ -1389,7 +1295,6 @@
           <w:tcPr/>
           <w:p>
             <w:pPr>
-              <w:pStyle w:val="Compact"/>
               <w:jc w:val="left"/>
             </w:pPr>
             <w:r>
@@ -1413,7 +1318,6 @@
           <w:tcPr/>
           <w:p>
             <w:pPr>
-              <w:pStyle w:val="Compact"/>
               <w:jc w:val="left"/>
             </w:pPr>
             <w:r>
@@ -1439,7 +1343,6 @@
           <w:tcPr/>
           <w:p>
             <w:pPr>
-              <w:pStyle w:val="Compact"/>
               <w:jc w:val="left"/>
             </w:pPr>
             <w:r>
@@ -1457,7 +1360,6 @@
           <w:tcPr/>
           <w:p>
             <w:pPr>
-              <w:pStyle w:val="Compact"/>
               <w:jc w:val="left"/>
             </w:pPr>
             <w:r>
@@ -1475,7 +1377,6 @@
           <w:tcPr/>
           <w:p>
             <w:pPr>
-              <w:pStyle w:val="Compact"/>
               <w:jc w:val="left"/>
             </w:pPr>
             <w:r>
@@ -1507,7 +1408,6 @@
           <w:tcPr/>
           <w:p>
             <w:pPr>
-              <w:pStyle w:val="Compact"/>
               <w:jc w:val="left"/>
             </w:pPr>
             <w:r>
@@ -1519,7 +1419,6 @@
           <w:tcPr/>
           <w:p>
             <w:pPr>
-              <w:pStyle w:val="Compact"/>
               <w:jc w:val="left"/>
             </w:pPr>
             <w:r>
@@ -1531,7 +1430,6 @@
           <w:tcPr/>
           <w:p>
             <w:pPr>
-              <w:pStyle w:val="Compact"/>
               <w:jc w:val="left"/>
             </w:pPr>
             <w:r>
@@ -1563,7 +1461,6 @@
           <w:tcPr/>
           <w:p>
             <w:pPr>
-              <w:pStyle w:val="Compact"/>
               <w:jc w:val="left"/>
             </w:pPr>
             <w:r>
@@ -1575,7 +1472,6 @@
           <w:tcPr/>
           <w:p>
             <w:pPr>
-              <w:pStyle w:val="Compact"/>
               <w:jc w:val="left"/>
             </w:pPr>
             <w:r>
@@ -1593,7 +1489,6 @@
           <w:tcPr/>
           <w:p>
             <w:pPr>
-              <w:pStyle w:val="Compact"/>
               <w:jc w:val="left"/>
             </w:pPr>
             <w:r>
@@ -1619,7 +1514,6 @@
           <w:tcPr/>
           <w:p>
             <w:pPr>
-              <w:pStyle w:val="Compact"/>
               <w:jc w:val="left"/>
             </w:pPr>
             <w:r>
@@ -1637,7 +1531,6 @@
           <w:tcPr/>
           <w:p>
             <w:pPr>
-              <w:pStyle w:val="Compact"/>
               <w:jc w:val="left"/>
             </w:pPr>
             <w:r>
@@ -1661,7 +1554,6 @@
           <w:tcPr/>
           <w:p>
             <w:pPr>
-              <w:pStyle w:val="Compact"/>
               <w:jc w:val="left"/>
             </w:pPr>
             <w:r>
@@ -1693,7 +1585,6 @@
           <w:tcPr/>
           <w:p>
             <w:pPr>
-              <w:pStyle w:val="Compact"/>
               <w:jc w:val="left"/>
             </w:pPr>
             <w:r>
@@ -1705,7 +1596,6 @@
           <w:tcPr/>
           <w:p>
             <w:pPr>
-              <w:pStyle w:val="Compact"/>
               <w:jc w:val="left"/>
             </w:pPr>
             <w:r>
@@ -1723,7 +1613,6 @@
           <w:tcPr/>
           <w:p>
             <w:pPr>
-              <w:pStyle w:val="Compact"/>
               <w:jc w:val="left"/>
             </w:pPr>
             <w:r>
@@ -1740,9 +1629,7 @@
       </w:tr>
     </w:tbl>
     <w:p>
-      <w:pPr>
-        <w:pStyle w:val="BodyText"/>
-      </w:pPr>
+      <w:pPr/>
       <w:r>
         <w:t xml:space="preserve">The identification of A with the helical pitch vector is the key step</w:t>
       </w:r>
@@ -1796,9 +1683,7 @@
       </w:r>
     </w:p>
     <w:p>
-      <w:pPr>
-        <w:pStyle w:val="BodyText"/>
-      </w:pPr>
+      <w:pPr/>
       <w:r>
         <w:rPr>
           <w:iCs/>
@@ -1810,9 +1695,7 @@
       </w:r>
     </w:p>
     <w:p>
-      <w:pPr>
-        <w:pStyle w:val="BodyText"/>
-      </w:pPr>
+      <w:pPr/>
       <w:r>
         <w:t xml:space="preserve">It is worth dwelling on this point because it reveals the depth of the</w:t>
       </w:r>
@@ -1848,9 +1731,7 @@
       </w:r>
     </w:p>
     <w:p>
-      <w:pPr>
-        <w:pStyle w:val="BodyText"/>
-      </w:pPr>
+      <w:pPr/>
       <w:r>
         <w:t xml:space="preserve">The fix—introducing A as the helical pitch vector contributing a</w:t>
       </w:r>
@@ -1886,9 +1767,7 @@
       </w:r>
     </w:p>
     <w:p>
-      <w:pPr>
-        <w:pStyle w:val="BodyText"/>
-      </w:pPr>
+      <w:pPr/>
       <w:r>
         <w:rPr>
           <w:bCs/>
@@ -1898,9 +1777,7 @@
       </w:r>
     </w:p>
     <w:p>
-      <w:pPr>
-        <w:pStyle w:val="BodyText"/>
-      </w:pPr>
+      <w:pPr/>
       <w:r>
         <w:t xml:space="preserve">We now work through each of the four Maxwell equations and assess the</w:t>
       </w:r>
@@ -1912,9 +1789,7 @@
       </w:r>
     </w:p>
     <w:p>
-      <w:pPr>
-        <w:pStyle w:val="BodyText"/>
-      </w:pPr>
+      <w:pPr/>
       <w:r>
         <w:rPr>
           <w:iCs/>
@@ -1926,25 +1801,19 @@
       </w:r>
     </w:p>
     <w:p>
-      <w:pPr>
-        <w:pStyle w:val="BodyText"/>
-      </w:pPr>
+      <w:pPr/>
       <w:r>
         <w:t xml:space="preserve">From the rope correspondence E = −≧φ − ∂A/∂t and φ = T/ε0:</w:t>
       </w:r>
     </w:p>
     <w:p>
-      <w:pPr>
-        <w:pStyle w:val="BodyText"/>
-      </w:pPr>
+      <w:pPr/>
       <w:r>
         <w:t xml:space="preserve">≧·E = −≧·(≧T/ε0) − ≧·(∂A/∂t) (3)</w:t>
       </w:r>
     </w:p>
     <w:p>
-      <w:pPr>
-        <w:pStyle w:val="BodyText"/>
-      </w:pPr>
+      <w:pPr/>
       <w:r>
         <w:t xml:space="preserve">In the Coulomb gauge (≧·A = 0), the second term vanishes. Defining</w:t>
       </w:r>
@@ -1956,17 +1825,13 @@
       </w:r>
     </w:p>
     <w:p>
-      <w:pPr>
-        <w:pStyle w:val="BodyText"/>
-      </w:pPr>
+      <w:pPr/>
       <w:r>
         <w:t xml:space="preserve">≧·E = ρ/ε0 ✓ (4)</w:t>
       </w:r>
     </w:p>
     <w:p>
-      <w:pPr>
-        <w:pStyle w:val="BodyText"/>
-      </w:pPr>
+      <w:pPr/>
       <w:r>
         <w:t xml:space="preserve">Status: reproduced by definition. Charge is defined as tension source</w:t>
       </w:r>
@@ -1984,9 +1849,7 @@
       </w:r>
     </w:p>
     <w:p>
-      <w:pPr>
-        <w:pStyle w:val="BodyText"/>
-      </w:pPr>
+      <w:pPr/>
       <w:r>
         <w:rPr>
           <w:iCs/>
@@ -1998,9 +1861,7 @@
       </w:r>
     </w:p>
     <w:p>
-      <w:pPr>
-        <w:pStyle w:val="BodyText"/>
-      </w:pPr>
+      <w:pPr/>
       <w:r>
         <w:t xml:space="preserve">This is the equation that the rope model derives rather than postulates.</w:t>
       </w:r>
@@ -2012,17 +1873,13 @@
       </w:r>
     </w:p>
     <w:p>
-      <w:pPr>
-        <w:pStyle w:val="BodyText"/>
-      </w:pPr>
+      <w:pPr/>
       <w:r>
         <w:t xml:space="preserve">≧·B = ≧·(≧×A) ≡ 0 (5)</w:t>
       </w:r>
     </w:p>
     <w:p>
-      <w:pPr>
-        <w:pStyle w:val="BodyText"/>
-      </w:pPr>
+      <w:pPr/>
       <w:r>
         <w:t xml:space="preserve">The divergence of any curl is identically zero by the vector identity</w:t>
       </w:r>
@@ -2046,17 +1903,13 @@
       </w:r>
     </w:p>
     <w:p>
-      <w:pPr>
-        <w:pStyle w:val="BodyText"/>
-      </w:pPr>
+      <w:pPr/>
       <w:r>
         <w:t xml:space="preserve">≧·(r×≧T) = ≧T·(≧×r) − r·(≧×≧T) (6)</w:t>
       </w:r>
     </w:p>
     <w:p>
-      <w:pPr>
-        <w:pStyle w:val="BodyText"/>
-      </w:pPr>
+      <w:pPr/>
       <w:r>
         <w:t xml:space="preserve">Both terms on the right vanish: ≧×r = 0 (the curl of the position vector</w:t>
       </w:r>
@@ -2074,17 +1927,13 @@
       </w:r>
     </w:p>
     <w:p>
-      <w:pPr>
-        <w:pStyle w:val="BodyText"/>
-      </w:pPr>
+      <w:pPr/>
       <w:r>
         <w:t xml:space="preserve">≧·B = ≧·(r×≧T) = 0 ✓ (7)</w:t>
       </w:r>
     </w:p>
     <w:p>
-      <w:pPr>
-        <w:pStyle w:val="BodyText"/>
-      </w:pPr>
+      <w:pPr/>
       <w:r>
         <w:t xml:space="preserve">This result is not just mathematical. It has a physical interpretation:</w:t>
       </w:r>
@@ -2120,9 +1969,7 @@
       </w:r>
     </w:p>
     <w:p>
-      <w:pPr>
-        <w:pStyle w:val="BodyText"/>
-      </w:pPr>
+      <w:pPr/>
       <w:r>
         <w:t xml:space="preserve">This is the strongest result in the rope EM programme: a genuine</w:t>
       </w:r>
@@ -2134,9 +1981,7 @@
       </w:r>
     </w:p>
     <w:p>
-      <w:pPr>
-        <w:pStyle w:val="BodyText"/>
-      </w:pPr>
+      <w:pPr/>
       <w:r>
         <w:rPr>
           <w:iCs/>
@@ -2148,41 +1993,31 @@
       </w:r>
     </w:p>
     <w:p>
-      <w:pPr>
-        <w:pStyle w:val="BodyText"/>
-      </w:pPr>
+      <w:pPr/>
       <w:r>
         <w:t xml:space="preserve">With E = −≧φ − ∂A/∂t and B = ≧×A:</w:t>
       </w:r>
     </w:p>
     <w:p>
-      <w:pPr>
-        <w:pStyle w:val="BodyText"/>
-      </w:pPr>
+      <w:pPr/>
       <w:r>
         <w:t xml:space="preserve">≧×E = −≧×(≧φ) − ≧×(∂A/∂t) (8)</w:t>
       </w:r>
     </w:p>
     <w:p>
-      <w:pPr>
-        <w:pStyle w:val="BodyText"/>
-      </w:pPr>
+      <w:pPr/>
       <w:r>
         <w:t xml:space="preserve">The first term vanishes (≧×≧φ = 0 for any scalar). The second:</w:t>
       </w:r>
     </w:p>
     <w:p>
-      <w:pPr>
-        <w:pStyle w:val="BodyText"/>
-      </w:pPr>
+      <w:pPr/>
       <w:r>
         <w:t xml:space="preserve">≧×E = −∂(≧×A)/∂t = −∂B/∂t ✓ (9)</w:t>
       </w:r>
     </w:p>
     <w:p>
-      <w:pPr>
-        <w:pStyle w:val="BodyText"/>
-      </w:pPr>
+      <w:pPr/>
       <w:r>
         <w:t xml:space="preserve">Status: reproduced, conditional on identifying A with the helical pitch</w:t>
       </w:r>
@@ -2212,9 +2047,7 @@
       </w:r>
     </w:p>
     <w:p>
-      <w:pPr>
-        <w:pStyle w:val="BodyText"/>
-      </w:pPr>
+      <w:pPr/>
       <w:r>
         <w:rPr>
           <w:iCs/>
@@ -2226,9 +2059,7 @@
       </w:r>
     </w:p>
     <w:p>
-      <w:pPr>
-        <w:pStyle w:val="BodyText"/>
-      </w:pPr>
+      <w:pPr/>
       <w:r>
         <w:t xml:space="preserve">With B = ≧×A, taking the curl and using the vector identity ≧×(≧×A) =</w:t>
       </w:r>
@@ -2240,17 +2071,13 @@
       </w:r>
     </w:p>
     <w:p>
-      <w:pPr>
-        <w:pStyle w:val="BodyText"/>
-      </w:pPr>
+      <w:pPr/>
       <w:r>
         <w:t xml:space="preserve">≧×B = ≧(≧·A) − ≧²A (10)</w:t>
       </w:r>
     </w:p>
     <w:p>
-      <w:pPr>
-        <w:pStyle w:val="BodyText"/>
-      </w:pPr>
+      <w:pPr/>
       <w:r>
         <w:t xml:space="preserve">In the Coulomb gauge ≧·A = 0, and combining with the time derivative of</w:t>
       </w:r>
@@ -2262,17 +2089,13 @@
       </w:r>
     </w:p>
     <w:p>
-      <w:pPr>
-        <w:pStyle w:val="BodyText"/>
-      </w:pPr>
+      <w:pPr/>
       <w:r>
         <w:t xml:space="preserve">≧²A − μ₀ε0 ∂²A/∂t² = −μ₀J (11)</w:t>
       </w:r>
     </w:p>
     <w:p>
-      <w:pPr>
-        <w:pStyle w:val="BodyText"/>
-      </w:pPr>
+      <w:pPr/>
       <w:r>
         <w:t xml:space="preserve">This is the standard wave equation for the vector potential, also</w:t>
       </w:r>
@@ -2284,33 +2107,25 @@
       </w:r>
     </w:p>
     <w:p>
-      <w:pPr>
-        <w:pStyle w:val="BodyText"/>
-      </w:pPr>
+      <w:pPr/>
       <w:r>
         <w:t xml:space="preserve">□A = −μ₀J (12)</w:t>
       </w:r>
     </w:p>
     <w:p>
-      <w:pPr>
-        <w:pStyle w:val="BodyText"/>
-      </w:pPr>
+      <w:pPr/>
       <w:r>
         <w:t xml:space="preserve">where □ = ∇² − (1/c²)∂²/∂t² is the d’Alembertian. The wave speed is:</w:t>
       </w:r>
     </w:p>
     <w:p>
-      <w:pPr>
-        <w:pStyle w:val="BodyText"/>
-      </w:pPr>
+      <w:pPr/>
       <w:r>
         <w:t xml:space="preserve">c = 1/√(μ₀ε0) = √(T/μᴿᵒᵖᵉ) (13)</w:t>
       </w:r>
     </w:p>
     <w:p>
-      <w:pPr>
-        <w:pStyle w:val="BodyText"/>
-      </w:pPr>
+      <w:pPr/>
       <w:r>
         <w:t xml:space="preserve">identifying the rope tension-to-density ratio with the reciprocal of the</w:t>
       </w:r>
@@ -2340,9 +2155,7 @@
       </w:r>
     </w:p>
     <w:p>
-      <w:pPr>
-        <w:pStyle w:val="BodyText"/>
-      </w:pPr>
+      <w:pPr/>
       <w:r>
         <w:t xml:space="preserve">Status: fully reproduced. The wave equation is the natural equation of</w:t>
       </w:r>
@@ -2376,7 +2189,6 @@
           <w:tcPr/>
           <w:p>
             <w:pPr>
-              <w:pStyle w:val="Compact"/>
               <w:jc w:val="left"/>
             </w:pPr>
             <w:r>
@@ -2406,7 +2218,6 @@
           <w:tcPr/>
           <w:p>
             <w:pPr>
-              <w:pStyle w:val="Compact"/>
               <w:jc w:val="left"/>
             </w:pPr>
             <w:r>
@@ -2436,7 +2247,6 @@
           <w:tcPr/>
           <w:p>
             <w:pPr>
-              <w:pStyle w:val="Compact"/>
               <w:jc w:val="left"/>
             </w:pPr>
             <w:r>
@@ -2452,7 +2262,6 @@
           <w:tcPr/>
           <w:p>
             <w:pPr>
-              <w:pStyle w:val="Compact"/>
               <w:jc w:val="left"/>
             </w:pPr>
             <w:r>
@@ -2484,7 +2293,6 @@
           <w:tcPr/>
           <w:p>
             <w:pPr>
-              <w:pStyle w:val="Compact"/>
               <w:jc w:val="left"/>
             </w:pPr>
             <w:r>
@@ -2508,7 +2316,6 @@
           <w:tcPr/>
           <w:p>
             <w:pPr>
-              <w:pStyle w:val="Compact"/>
               <w:jc w:val="left"/>
             </w:pPr>
             <w:r>
@@ -2532,7 +2339,6 @@
           <w:tcPr/>
           <w:p>
             <w:pPr>
-              <w:pStyle w:val="Compact"/>
               <w:jc w:val="left"/>
             </w:pPr>
             <w:r>
@@ -2550,7 +2356,6 @@
           <w:tcPr/>
           <w:p>
             <w:pPr>
-              <w:pStyle w:val="Compact"/>
               <w:jc w:val="left"/>
             </w:pPr>
             <w:r>
@@ -2582,7 +2387,6 @@
           <w:tcPr/>
           <w:p>
             <w:pPr>
-              <w:pStyle w:val="Compact"/>
               <w:jc w:val="left"/>
             </w:pPr>
             <w:r>
@@ -2600,7 +2404,6 @@
           <w:tcPr/>
           <w:p>
             <w:pPr>
-              <w:pStyle w:val="Compact"/>
               <w:jc w:val="left"/>
             </w:pPr>
             <w:r>
@@ -2618,7 +2421,6 @@
           <w:tcPr/>
           <w:p>
             <w:pPr>
-              <w:pStyle w:val="Compact"/>
               <w:jc w:val="left"/>
             </w:pPr>
             <w:r>
@@ -2630,7 +2432,6 @@
           <w:tcPr/>
           <w:p>
             <w:pPr>
-              <w:pStyle w:val="Compact"/>
               <w:jc w:val="left"/>
             </w:pPr>
             <w:r>
@@ -2668,7 +2469,6 @@
           <w:tcPr/>
           <w:p>
             <w:pPr>
-              <w:pStyle w:val="Compact"/>
               <w:jc w:val="left"/>
             </w:pPr>
             <w:r>
@@ -2686,7 +2486,6 @@
           <w:tcPr/>
           <w:p>
             <w:pPr>
-              <w:pStyle w:val="Compact"/>
               <w:jc w:val="left"/>
             </w:pPr>
             <w:r>
@@ -2704,7 +2503,6 @@
           <w:tcPr/>
           <w:p>
             <w:pPr>
-              <w:pStyle w:val="Compact"/>
               <w:jc w:val="left"/>
             </w:pPr>
             <w:r>
@@ -2722,7 +2520,6 @@
           <w:tcPr/>
           <w:p>
             <w:pPr>
-              <w:pStyle w:val="Compact"/>
               <w:jc w:val="left"/>
             </w:pPr>
             <w:r>
@@ -2754,7 +2551,6 @@
           <w:tcPr/>
           <w:p>
             <w:pPr>
-              <w:pStyle w:val="Compact"/>
               <w:jc w:val="left"/>
             </w:pPr>
             <w:r>
@@ -2778,7 +2574,6 @@
           <w:tcPr/>
           <w:p>
             <w:pPr>
-              <w:pStyle w:val="Compact"/>
               <w:jc w:val="left"/>
             </w:pPr>
             <w:r>
@@ -2802,7 +2597,6 @@
           <w:tcPr/>
           <w:p>
             <w:pPr>
-              <w:pStyle w:val="Compact"/>
               <w:jc w:val="left"/>
             </w:pPr>
             <w:r>
@@ -2814,7 +2608,6 @@
           <w:tcPr/>
           <w:p>
             <w:pPr>
-              <w:pStyle w:val="Compact"/>
               <w:jc w:val="left"/>
             </w:pPr>
             <w:r>
@@ -2843,9 +2636,7 @@
       </w:tr>
     </w:tbl>
     <w:p>
-      <w:pPr>
-        <w:pStyle w:val="BodyText"/>
-      </w:pPr>
+      <w:pPr/>
       <w:r>
         <w:rPr>
           <w:iCs/>
@@ -2875,9 +2666,7 @@
       </w:r>
     </w:p>
     <w:p>
-      <w:pPr>
-        <w:pStyle w:val="BodyText"/>
-      </w:pPr>
+      <w:pPr/>
       <w:r>
         <w:t xml:space="preserve">Sections 4.2-4.4 use the correspondence B = CURLxA. That correspondence</w:t>
       </w:r>
@@ -2925,9 +2714,7 @@
       </w:r>
     </w:p>
     <w:p>
-      <w:pPr>
-        <w:pStyle w:val="BodyText"/>
-      </w:pPr>
+      <w:pPr/>
       <w:r>
         <w:t xml:space="preserve">First, an elementary observation fixes the mathematical type of the</w:t>
       </w:r>
@@ -3011,9 +2798,7 @@
       </w:r>
     </w:p>
     <w:p>
-      <w:pPr>
-        <w:pStyle w:val="BodyText"/>
-      </w:pPr>
+      <w:pPr/>
       <w:r>
         <w:t xml:space="preserve">This narrows, but does not close, the question: it shows circulation is</w:t>
       </w:r>
@@ -3073,9 +2858,7 @@
       </w:r>
     </w:p>
     <w:p>
-      <w:pPr>
-        <w:pStyle w:val="BodyText"/>
-      </w:pPr>
+      <w:pPr/>
       <w:r>
         <w:t xml:space="preserve">Impose PHASE CONTINUITY at the rope's surface: the network's fibre</w:t>
       </w:r>
@@ -3111,17 +2894,13 @@
       </w:r>
     </w:p>
     <w:p>
-      <w:pPr>
-        <w:pStyle w:val="BodyText"/>
-      </w:pPr>
+      <w:pPr/>
       <w:r>
         <w:t xml:space="preserve">∮ A·dl = 2π Lk (15a)</w:t>
       </w:r>
     </w:p>
     <w:p>
-      <w:pPr>
-        <w:pStyle w:val="BodyText"/>
-      </w:pPr>
+      <w:pPr/>
       <w:r>
         <w:t xml:space="preserve">and hence the enclosed magnetic flux is 2πLk. This is Ampere's</w:t>
       </w:r>
@@ -3163,9 +2942,7 @@
       </w:r>
     </w:p>
     <w:p>
-      <w:pPr>
-        <w:pStyle w:val="BodyText"/>
-      </w:pPr>
+      <w:pPr/>
       <w:r>
         <w:t xml:space="preserve">Continuity fixes the flux, but many bulk textures share the same</w:t>
       </w:r>
@@ -3225,9 +3002,7 @@
       </w:r>
     </w:p>
     <w:p>
-      <w:pPr>
-        <w:pStyle w:val="BodyText"/>
-      </w:pPr>
+      <w:pPr/>
       <w:r>
         <w:t xml:space="preserve">A precise caveat must accompany this result, to avoid a natural</w:t>
       </w:r>
@@ -3281,9 +3056,7 @@
       </w:r>
     </w:p>
     <w:p>
-      <w:pPr>
-        <w:pStyle w:val="BodyText"/>
-      </w:pPr>
+      <w:pPr/>
       <w:r>
         <w:rPr>
           <w:bCs/>
@@ -3371,9 +3144,7 @@
       </w:r>
     </w:p>
     <w:p>
-      <w:pPr>
-        <w:pStyle w:val="BodyText"/>
-      </w:pPr>
+      <w:pPr/>
       <w:r>
         <w:t xml:space="preserve">Two further results sharpen the status of this energy assumption. First,</w:t>
       </w:r>
@@ -3445,9 +3216,7 @@
       </w:r>
     </w:p>
     <w:p>
-      <w:pPr>
-        <w:pStyle w:val="BodyText"/>
-      </w:pPr>
+      <w:pPr/>
       <w:r>
         <w:t xml:space="preserve">Second, the FORM of the energy functional is not an independent</w:t>
       </w:r>
@@ -3585,9 +3354,7 @@
       </w:r>
     </w:p>
     <w:p>
-      <w:pPr>
-        <w:pStyle w:val="BodyText"/>
-      </w:pPr>
+      <w:pPr/>
       <w:r>
         <w:rPr>
           <w:bCs/>
@@ -3597,9 +3364,7 @@
       </w:r>
     </w:p>
     <w:p>
-      <w:pPr>
-        <w:pStyle w:val="BodyText"/>
-      </w:pPr>
+      <w:pPr/>
       <w:r>
         <w:t xml:space="preserve">Sections 3–4 identified the magnetic field with the curl of the network</w:t>
       </w:r>
@@ -3659,9 +3424,7 @@
       </w:r>
     </w:p>
     <w:p>
-      <w:pPr>
-        <w:pStyle w:val="BodyText"/>
-      </w:pPr>
+      <w:pPr/>
       <w:r>
         <w:rPr>
           <w:iCs/>
@@ -3673,9 +3436,7 @@
       </w:r>
     </w:p>
     <w:p>
-      <w:pPr>
-        <w:pStyle w:val="BodyText"/>
-      </w:pPr>
+      <w:pPr/>
       <w:r>
         <w:t xml:space="preserve">In the rope picture an electric charge is a fixed self-linking of the</w:t>
       </w:r>
@@ -3753,9 +3514,7 @@
       </w:r>
     </w:p>
     <w:p>
-      <w:pPr>
-        <w:pStyle w:val="BodyText"/>
-      </w:pPr>
+      <w:pPr/>
       <w:r>
         <w:t xml:space="preserve">That the moving current DYNAMICALLY evolves the surrounding network into</w:t>
       </w:r>
@@ -3875,9 +3634,7 @@
       </w:r>
     </w:p>
     <w:p>
-      <w:pPr>
-        <w:pStyle w:val="BodyText"/>
-      </w:pPr>
+      <w:pPr/>
       <w:r>
         <w:rPr>
           <w:iCs/>
@@ -3889,9 +3646,7 @@
       </w:r>
     </w:p>
     <w:p>
-      <w:pPr>
-        <w:pStyle w:val="BodyText"/>
-      </w:pPr>
+      <w:pPr/>
       <w:r>
         <w:t xml:space="preserve">Two current-carrying rope systems interact through the energy stored in</w:t>
       </w:r>
@@ -3933,17 +3688,13 @@
       </w:r>
     </w:p>
     <w:p>
-      <w:pPr>
-        <w:pStyle w:val="BodyText"/>
-      </w:pPr>
+      <w:pPr/>
       <w:r>
         <w:t xml:space="preserve">F = + dU/dd (fixed-current rule),</w:t>
       </w:r>
     </w:p>
     <w:p>
-      <w:pPr>
-        <w:pStyle w:val="BodyText"/>
-      </w:pPr>
+      <w:pPr/>
       <w:r>
         <w:t xml:space="preserve">which reproduces the observed force between currents: magnitude F/L ~</w:t>
       </w:r>
@@ -4043,9 +3794,7 @@
       </w:r>
     </w:p>
     <w:p>
-      <w:pPr>
-        <w:pStyle w:val="BodyText"/>
-      </w:pPr>
+      <w:pPr/>
       <w:r>
         <w:rPr>
           <w:iCs/>
@@ -4057,9 +3806,7 @@
       </w:r>
     </w:p>
     <w:p>
-      <w:pPr>
-        <w:pStyle w:val="BodyText"/>
-      </w:pPr>
+      <w:pPr/>
       <w:r>
         <w:t xml:space="preserve">The microscopic force law is cleaner still, and rests on less. A moving</w:t>
       </w:r>
@@ -4095,17 +3842,13 @@
       </w:r>
     </w:p>
     <w:p>
-      <w:pPr>
-        <w:pStyle w:val="BodyText"/>
-      </w:pPr>
+      <w:pPr/>
       <w:r>
         <w:t xml:space="preserve">m dv/dt = q ( E + v × B ),</w:t>
       </w:r>
     </w:p>
     <w:p>
-      <w:pPr>
-        <w:pStyle w:val="BodyText"/>
-      </w:pPr>
+      <w:pPr/>
       <w:r>
         <w:t xml:space="preserve">the full Lorentz force. It reproduces the defining, counterintuitive</w:t>
       </w:r>
@@ -4205,9 +3948,7 @@
       </w:r>
     </w:p>
     <w:p>
-      <w:pPr>
-        <w:pStyle w:val="BodyText"/>
-      </w:pPr>
+      <w:pPr/>
       <w:r>
         <w:rPr>
           <w:iCs/>
@@ -4219,9 +3960,7 @@
       </w:r>
     </w:p>
     <w:p>
-      <w:pPr>
-        <w:pStyle w:val="BodyText"/>
-      </w:pPr>
+      <w:pPr/>
       <w:r>
         <w:t xml:space="preserve">Taken together, EM-009, EM-010, EM-012 and EM-013 assemble a complete</w:t>
       </w:r>
@@ -4299,9 +4038,7 @@
       </w:r>
     </w:p>
     <w:p>
-      <w:pPr>
-        <w:pStyle w:val="BodyText"/>
-      </w:pPr>
+      <w:pPr/>
       <w:r>
         <w:rPr>
           <w:bCs/>
@@ -4311,9 +4048,7 @@
       </w:r>
     </w:p>
     <w:p>
-      <w:pPr>
-        <w:pStyle w:val="BodyText"/>
-      </w:pPr>
+      <w:pPr/>
       <w:r>
         <w:t xml:space="preserve">The rope framework produces magnetic predictions at three distinct</w:t>
       </w:r>
@@ -4325,9 +4060,7 @@
       </w:r>
     </w:p>
     <w:p>
-      <w:pPr>
-        <w:pStyle w:val="BodyText"/>
-      </w:pPr>
+      <w:pPr/>
       <w:r>
         <w:rPr>
           <w:iCs/>
@@ -4339,9 +4072,7 @@
       </w:r>
     </w:p>
     <w:p>
-      <w:pPr>
-        <w:pStyle w:val="BodyText"/>
-      </w:pPr>
+      <w:pPr/>
       <w:r>
         <w:t xml:space="preserve">Under the correspondence B = ≧×A, all standard magnetic</w:t>
       </w:r>
@@ -4383,9 +4114,7 @@
       </w:r>
     </w:p>
     <w:p>
-      <w:pPr>
-        <w:pStyle w:val="BodyText"/>
-      </w:pPr>
+      <w:pPr/>
       <w:r>
         <w:rPr>
           <w:iCs/>
@@ -4397,9 +4126,7 @@
       </w:r>
     </w:p>
     <w:p>
-      <w:pPr>
-        <w:pStyle w:val="BodyText"/>
-      </w:pPr>
+      <w:pPr/>
       <w:r>
         <w:t xml:space="preserve">For a rope with finite winding angle θᵂ and helix radius rᴴ, curved</w:t>
       </w:r>
@@ -4423,33 +4150,25 @@
       </w:r>
     </w:p>
     <w:p>
-      <w:pPr>
-        <w:pStyle w:val="BodyText"/>
-      </w:pPr>
+      <w:pPr/>
       <w:r>
         <w:t xml:space="preserve">Bᴴᵉˡʳˣ = Bᴹᵃˣʷᵉˡˡ + Bᴴᵉˣᵄˣ (14)</w:t>
       </w:r>
     </w:p>
     <w:p>
-      <w:pPr>
-        <w:pStyle w:val="BodyText"/>
-      </w:pPr>
+      <w:pPr/>
       <w:r>
         <w:t xml:space="preserve">where the helical correction is:</w:t>
       </w:r>
     </w:p>
     <w:p>
-      <w:pPr>
-        <w:pStyle w:val="BodyText"/>
-      </w:pPr>
+      <w:pPr/>
       <w:r>
         <w:t xml:space="preserve">Bᴴᵉˣᵄˣ = (rᴴ² / λᵖ c²) × (∂²A/∂s²) × sin(2θᵂ) (15)</w:t>
       </w:r>
     </w:p>
     <w:p>
-      <w:pPr>
-        <w:pStyle w:val="BodyText"/>
-      </w:pPr>
+      <w:pPr/>
       <w:r>
         <w:t xml:space="preserve">where s is arc length along the rope and λᵖ = 2πrᴴ/tan(θᵂ) is the pitch</w:t>
       </w:r>
@@ -4461,17 +4180,13 @@
       </w:r>
     </w:p>
     <w:p>
-      <w:pPr>
-        <w:pStyle w:val="BodyText"/>
-      </w:pPr>
+      <w:pPr/>
       <w:r>
         <w:t xml:space="preserve">Bᴴᵉˣᵄˣ / Bᴹᵃˣʷᵉˡˡ ∼ (rᴴ/Rᴄ) × sin(2θᵂ) ∼ 10⁻¹⁷ (16)</w:t>
       </w:r>
     </w:p>
     <w:p>
-      <w:pPr>
-        <w:pStyle w:val="BodyText"/>
-      </w:pPr>
+      <w:pPr/>
       <w:r>
         <w:t xml:space="preserve">for a laboratory wire with curvature radius Rᴄ ∼ 1 mm and rᴴ &lt; 10⁻¹⁸ m</w:t>
       </w:r>
@@ -4501,9 +4216,7 @@
       </w:r>
     </w:p>
     <w:p>
-      <w:pPr>
-        <w:pStyle w:val="BodyText"/>
-      </w:pPr>
+      <w:pPr/>
       <w:r>
         <w:rPr>
           <w:iCs/>
@@ -4515,9 +4228,7 @@
       </w:r>
     </w:p>
     <w:p>
-      <w:pPr>
-        <w:pStyle w:val="BodyText"/>
-      </w:pPr>
+      <w:pPr/>
       <w:r>
         <w:t xml:space="preserve">The only level at which the rope model makes a measurable magnetic</w:t>
       </w:r>
@@ -4553,17 +4264,13 @@
       </w:r>
     </w:p>
     <w:p>
-      <w:pPr>
-        <w:pStyle w:val="BodyText"/>
-      </w:pPr>
+      <w:pPr/>
       <w:r>
         <w:t xml:space="preserve">□A + χ εμνρσ ∂ᵥFρσ = −μ₀J (17)</w:t>
       </w:r>
     </w:p>
     <w:p>
-      <w:pPr>
-        <w:pStyle w:val="BodyText"/>
-      </w:pPr>
+      <w:pPr/>
       <w:r>
         <w:t xml:space="preserve">where εμνρσ is the Levi-Civita tensor (the mathematical encoding of</w:t>
       </w:r>
@@ -4575,17 +4282,13 @@
       </w:r>
     </w:p>
     <w:p>
-      <w:pPr>
-        <w:pStyle w:val="BodyText"/>
-      </w:pPr>
+      <w:pPr/>
       <w:r>
         <w:t xml:space="preserve">χ = sin(2θᵂ) × nᴿᵒᵖᵉ × rᴴ² / c (18)</w:t>
       </w:r>
     </w:p>
     <w:p>
-      <w:pPr>
-        <w:pStyle w:val="BodyText"/>
-      </w:pPr>
+      <w:pPr/>
       <w:r>
         <w:t xml:space="preserve">The Chern-Simons term in equation (17) is not added as new physics—it</w:t>
       </w:r>
@@ -4609,17 +4312,13 @@
       </w:r>
     </w:p>
     <w:p>
-      <w:pPr>
-        <w:pStyle w:val="BodyText"/>
-      </w:pPr>
+      <w:pPr/>
       <w:r>
         <w:t xml:space="preserve">n⁺ − n₋ = χλ / (2π) (19)</w:t>
       </w:r>
     </w:p>
     <w:p>
-      <w:pPr>
-        <w:pStyle w:val="BodyText"/>
-      </w:pPr>
+      <w:pPr/>
       <w:r>
         <w:t xml:space="preserve">where λ is the wavelength. This birefringence is exactly</w:t>
       </w:r>
@@ -4649,17 +4348,13 @@
       </w:r>
     </w:p>
     <w:p>
-      <w:pPr>
-        <w:pStyle w:val="BodyText"/>
-      </w:pPr>
+      <w:pPr/>
       <w:r>
         <w:t xml:space="preserve">β = (χ c Dᴷᴸᴸ) / 2 (20)</w:t>
       </w:r>
     </w:p>
     <w:p>
-      <w:pPr>
-        <w:pStyle w:val="BodyText"/>
-      </w:pPr>
+      <w:pPr/>
       <w:r>
         <w:rPr>
           <w:bCs/>
@@ -4669,9 +4364,7 @@
       </w:r>
     </w:p>
     <w:p>
-      <w:pPr>
-        <w:pStyle w:val="BodyText"/>
-      </w:pPr>
+      <w:pPr/>
       <w:r>
         <w:rPr>
           <w:iCs/>
@@ -4683,9 +4376,7 @@
       </w:r>
     </w:p>
     <w:p>
-      <w:pPr>
-        <w:pStyle w:val="BodyText"/>
-      </w:pPr>
+      <w:pPr/>
       <w:r>
         <w:t xml:space="preserve">Eskilt &amp; Komatsu (2022) reported a measurement of uniform CMB</w:t>
       </w:r>
@@ -4697,17 +4388,13 @@
       </w:r>
     </w:p>
     <w:p>
-      <w:pPr>
-        <w:pStyle w:val="BodyText"/>
-      </w:pPr>
+      <w:pPr/>
       <w:r>
         <w:t xml:space="preserve">β = 0.342° ± 0.094° (68% C.L., 2.4σ non-zero) (21)</w:t>
       </w:r>
     </w:p>
     <w:p>
-      <w:pPr>
-        <w:pStyle w:val="BodyText"/>
-      </w:pPr>
+      <w:pPr/>
       <w:r>
         <w:t xml:space="preserve">Three properties of this measurement are key for the rope</w:t>
       </w:r>
@@ -4719,9 +4406,7 @@
       </w:r>
     </w:p>
     <w:p>
-      <w:pPr>
-        <w:pStyle w:val="BodyText"/>
-      </w:pPr>
+      <w:pPr/>
       <w:r>
         <w:t xml:space="preserve">Frequency independence: β is the same across all Planck frequency</w:t>
       </w:r>
@@ -4739,9 +4424,7 @@
       </w:r>
     </w:p>
     <w:p>
-      <w:pPr>
-        <w:pStyle w:val="BodyText"/>
-      </w:pPr>
+      <w:pPr/>
       <w:r>
         <w:t xml:space="preserve">Sky uniformity: β is consistent with being uniform across the full sky,</w:t>
       </w:r>
@@ -4759,9 +4442,7 @@
       </w:r>
     </w:p>
     <w:p>
-      <w:pPr>
-        <w:pStyle w:val="BodyText"/>
-      </w:pPr>
+      <w:pPr/>
       <w:r>
         <w:t xml:space="preserve">Non-zero detection: the standard model of particle physics has no</w:t>
       </w:r>
@@ -4779,9 +4460,7 @@
       </w:r>
     </w:p>
     <w:p>
-      <w:pPr>
-        <w:pStyle w:val="BodyText"/>
-      </w:pPr>
+      <w:pPr/>
       <w:r>
         <w:rPr>
           <w:iCs/>
@@ -4793,9 +4472,7 @@
       </w:r>
     </w:p>
     <w:p>
-      <w:pPr>
-        <w:pStyle w:val="BodyText"/>
-      </w:pPr>
+      <w:pPr/>
       <w:r>
         <w:t xml:space="preserve">Substituting equation (21) into equation (20) with Dᴷᴸᴸ = 13.8 Gly =</w:t>
       </w:r>
@@ -4807,17 +4484,13 @@
       </w:r>
     </w:p>
     <w:p>
-      <w:pPr>
-        <w:pStyle w:val="BodyText"/>
-      </w:pPr>
+      <w:pPr/>
       <w:r>
         <w:t xml:space="preserve">sin(2θᵂ) × nᴿᵒᵖᵉ × rᴴ² = 9.18×10⁻²⁹ m⁻¹ (22)</w:t>
       </w:r>
     </w:p>
     <w:p>
-      <w:pPr>
-        <w:pStyle w:val="BodyText"/>
-      </w:pPr>
+      <w:pPr/>
       <w:r>
         <w:t xml:space="preserve">This is the rope model’s specific, numerical, experimentally-constrained</w:t>
       </w:r>
@@ -4847,9 +4520,7 @@
       </w:r>
     </w:p>
     <w:p>
-      <w:pPr>
-        <w:pStyle w:val="BodyText"/>
-      </w:pPr>
+      <w:pPr/>
       <w:r>
         <w:rPr>
           <w:iCs/>
@@ -4861,9 +4532,7 @@
       </w:r>
     </w:p>
     <w:p>
-      <w:pPr>
-        <w:pStyle w:val="BodyText"/>
-      </w:pPr>
+      <w:pPr/>
       <w:r>
         <w:t xml:space="preserve">Table 2 shows the winding angle θᵂ required for β = 0.342° as a function</w:t>
       </w:r>
@@ -4903,7 +4572,6 @@
           <w:tcPr/>
           <w:p>
             <w:pPr>
-              <w:pStyle w:val="Compact"/>
               <w:jc w:val="left"/>
             </w:pPr>
             <w:r>
@@ -4919,7 +4587,6 @@
           <w:tcPr/>
           <w:p>
             <w:pPr>
-              <w:pStyle w:val="Compact"/>
               <w:jc w:val="left"/>
             </w:pPr>
             <w:r>
@@ -4949,7 +4616,6 @@
           <w:tcPr/>
           <w:p>
             <w:pPr>
-              <w:pStyle w:val="Compact"/>
               <w:jc w:val="left"/>
             </w:pPr>
             <w:r>
@@ -4979,7 +4645,6 @@
           <w:tcPr/>
           <w:p>
             <w:pPr>
-              <w:pStyle w:val="Compact"/>
               <w:jc w:val="left"/>
             </w:pPr>
             <w:r>
@@ -4997,7 +4662,6 @@
           <w:tcPr/>
           <w:p>
             <w:pPr>
-              <w:pStyle w:val="Compact"/>
               <w:jc w:val="left"/>
             </w:pPr>
             <w:r>
@@ -5015,7 +4679,6 @@
           <w:tcPr/>
           <w:p>
             <w:pPr>
-              <w:pStyle w:val="Compact"/>
               <w:jc w:val="left"/>
             </w:pPr>
             <w:r>
@@ -5027,7 +4690,6 @@
           <w:tcPr/>
           <w:p>
             <w:pPr>
-              <w:pStyle w:val="Compact"/>
               <w:jc w:val="left"/>
             </w:pPr>
             <w:r>
@@ -5039,7 +4701,6 @@
           <w:tcPr/>
           <w:p>
             <w:pPr>
-              <w:pStyle w:val="Compact"/>
               <w:jc w:val="left"/>
             </w:pPr>
             <w:r>
@@ -5059,7 +4720,6 @@
           <w:tcPr/>
           <w:p>
             <w:pPr>
-              <w:pStyle w:val="Compact"/>
               <w:jc w:val="left"/>
             </w:pPr>
             <w:r>
@@ -5071,7 +4731,6 @@
           <w:tcPr/>
           <w:p>
             <w:pPr>
-              <w:pStyle w:val="Compact"/>
               <w:jc w:val="left"/>
             </w:pPr>
             <w:r>
@@ -5083,7 +4742,6 @@
           <w:tcPr/>
           <w:p>
             <w:pPr>
-              <w:pStyle w:val="Compact"/>
               <w:jc w:val="left"/>
             </w:pPr>
             <w:r>
@@ -5095,7 +4753,6 @@
           <w:tcPr/>
           <w:p>
             <w:pPr>
-              <w:pStyle w:val="Compact"/>
               <w:jc w:val="left"/>
             </w:pPr>
             <w:r>
@@ -5109,7 +4766,6 @@
           <w:tcPr/>
           <w:p>
             <w:pPr>
-              <w:pStyle w:val="Compact"/>
               <w:jc w:val="left"/>
             </w:pPr>
             <w:r>
@@ -5127,7 +4783,6 @@
           <w:tcPr/>
           <w:p>
             <w:pPr>
-              <w:pStyle w:val="Compact"/>
               <w:jc w:val="left"/>
             </w:pPr>
             <w:r>
@@ -5139,7 +4794,6 @@
           <w:tcPr/>
           <w:p>
             <w:pPr>
-              <w:pStyle w:val="Compact"/>
               <w:jc w:val="left"/>
             </w:pPr>
             <w:r>
@@ -5151,7 +4805,6 @@
           <w:tcPr/>
           <w:p>
             <w:pPr>
-              <w:pStyle w:val="Compact"/>
               <w:jc w:val="left"/>
             </w:pPr>
             <w:r>
@@ -5171,7 +4824,6 @@
           <w:tcPr/>
           <w:p>
             <w:pPr>
-              <w:pStyle w:val="Compact"/>
               <w:jc w:val="left"/>
             </w:pPr>
             <w:r>
@@ -5189,7 +4841,6 @@
           <w:tcPr/>
           <w:p>
             <w:pPr>
-              <w:pStyle w:val="Compact"/>
               <w:jc w:val="left"/>
             </w:pPr>
             <w:r>
@@ -5201,7 +4852,6 @@
           <w:tcPr/>
           <w:p>
             <w:pPr>
-              <w:pStyle w:val="Compact"/>
               <w:jc w:val="left"/>
             </w:pPr>
             <w:r>
@@ -5213,7 +4863,6 @@
           <w:tcPr/>
           <w:p>
             <w:pPr>
-              <w:pStyle w:val="Compact"/>
               <w:jc w:val="left"/>
             </w:pPr>
             <w:r>
@@ -5224,9 +4873,7 @@
       </w:tr>
     </w:tbl>
     <w:p>
-      <w:pPr>
-        <w:pStyle w:val="BodyText"/>
-      </w:pPr>
+      <w:pPr/>
       <w:r>
         <w:t xml:space="preserve">The natural winding regime (5°–45°) requires rᴴ in the range 10⁻²⁸ to</w:t>
       </w:r>
@@ -5262,9 +4909,7 @@
       </w:r>
     </w:p>
     <w:p>
-      <w:pPr>
-        <w:pStyle w:val="BodyText"/>
-      </w:pPr>
+      <w:pPr/>
       <w:r>
         <w:rPr>
           <w:iCs/>
@@ -5276,9 +4921,7 @@
       </w:r>
     </w:p>
     <w:p>
-      <w:pPr>
-        <w:pStyle w:val="BodyText"/>
-      </w:pPr>
+      <w:pPr/>
       <w:r>
         <w:t xml:space="preserve">Uniform birefringence β rotates E-mode CMB polarization into B-modes,</w:t>
       </w:r>
@@ -5290,33 +4933,25 @@
       </w:r>
     </w:p>
     <w:p>
-      <w:pPr>
-        <w:pStyle w:val="BodyText"/>
-      </w:pPr>
+      <w:pPr/>
       <w:r>
         <w:t xml:space="preserve">Cₗ^EB = (sin 4β / 2) × Cₗ^EE (23)</w:t>
       </w:r>
     </w:p>
     <w:p>
-      <w:pPr>
-        <w:pStyle w:val="BodyText"/>
-      </w:pPr>
+      <w:pPr/>
       <w:r>
         <w:t xml:space="preserve">For β = 0.342°:</w:t>
       </w:r>
     </w:p>
     <w:p>
-      <w:pPr>
-        <w:pStyle w:val="BodyText"/>
-      </w:pPr>
+      <w:pPr/>
       <w:r>
         <w:t xml:space="preserve">Cₗ^EB / Cₗ^EE = sin(4 × 0.342°) / 2 = 0.0119 (24)</w:t>
       </w:r>
     </w:p>
     <w:p>
-      <w:pPr>
-        <w:pStyle w:val="BodyText"/>
-      </w:pPr>
+      <w:pPr/>
       <w:r>
         <w:t xml:space="preserve">Critically, this ratio is constant across all multipoles ℓ. This flat</w:t>
       </w:r>
@@ -5346,9 +4981,7 @@
       </w:r>
     </w:p>
     <w:p>
-      <w:pPr>
-        <w:pStyle w:val="BodyText"/>
-      </w:pPr>
+      <w:pPr/>
       <w:r>
         <w:rPr>
           <w:bCs/>
@@ -5358,9 +4991,7 @@
       </w:r>
     </w:p>
     <w:p>
-      <w:pPr>
-        <w:pStyle w:val="BodyText"/>
-      </w:pPr>
+      <w:pPr/>
       <w:r>
         <w:t xml:space="preserve">The rope chirality mechanism must be consistent with all other</w:t>
       </w:r>
@@ -5388,7 +5019,6 @@
           <w:tcPr/>
           <w:p>
             <w:pPr>
-              <w:pStyle w:val="Compact"/>
               <w:jc w:val="left"/>
             </w:pPr>
             <w:r>
@@ -5404,7 +5034,6 @@
           <w:tcPr/>
           <w:p>
             <w:pPr>
-              <w:pStyle w:val="Compact"/>
               <w:jc w:val="left"/>
             </w:pPr>
             <w:r>
@@ -5420,7 +5049,6 @@
           <w:tcPr/>
           <w:p>
             <w:pPr>
-              <w:pStyle w:val="Compact"/>
               <w:jc w:val="left"/>
             </w:pPr>
             <w:r>
@@ -5436,7 +5064,6 @@
           <w:tcPr/>
           <w:p>
             <w:pPr>
-              <w:pStyle w:val="Compact"/>
               <w:jc w:val="left"/>
             </w:pPr>
             <w:r>
@@ -5454,7 +5081,6 @@
           <w:tcPr/>
           <w:p>
             <w:pPr>
-              <w:pStyle w:val="Compact"/>
               <w:jc w:val="left"/>
             </w:pPr>
             <w:r>
@@ -5478,7 +5104,6 @@
           <w:tcPr/>
           <w:p>
             <w:pPr>
-              <w:pStyle w:val="Compact"/>
               <w:jc w:val="left"/>
             </w:pPr>
             <w:r>
@@ -5502,7 +5127,6 @@
           <w:tcPr/>
           <w:p>
             <w:pPr>
-              <w:pStyle w:val="Compact"/>
               <w:jc w:val="left"/>
             </w:pPr>
             <w:r>
@@ -5526,7 +5150,6 @@
           <w:tcPr/>
           <w:p>
             <w:pPr>
-              <w:pStyle w:val="Compact"/>
               <w:jc w:val="left"/>
             </w:pPr>
             <w:r>
@@ -5558,7 +5181,6 @@
           <w:tcPr/>
           <w:p>
             <w:pPr>
-              <w:pStyle w:val="Compact"/>
               <w:jc w:val="left"/>
             </w:pPr>
             <w:r>
@@ -5576,7 +5198,6 @@
           <w:tcPr/>
           <w:p>
             <w:pPr>
-              <w:pStyle w:val="Compact"/>
               <w:jc w:val="left"/>
             </w:pPr>
             <w:r>
@@ -5594,7 +5215,6 @@
           <w:tcPr/>
           <w:p>
             <w:pPr>
-              <w:pStyle w:val="Compact"/>
               <w:jc w:val="left"/>
             </w:pPr>
             <w:r>
@@ -5618,7 +5238,6 @@
           <w:tcPr/>
           <w:p>
             <w:pPr>
-              <w:pStyle w:val="Compact"/>
               <w:jc w:val="left"/>
             </w:pPr>
             <w:r>
@@ -5644,7 +5263,6 @@
           <w:tcPr/>
           <w:p>
             <w:pPr>
-              <w:pStyle w:val="Compact"/>
               <w:jc w:val="left"/>
             </w:pPr>
             <w:r>
@@ -5662,7 +5280,6 @@
           <w:tcPr/>
           <w:p>
             <w:pPr>
-              <w:pStyle w:val="Compact"/>
               <w:jc w:val="left"/>
             </w:pPr>
             <w:r>
@@ -5686,7 +5303,6 @@
           <w:tcPr/>
           <w:p>
             <w:pPr>
-              <w:pStyle w:val="Compact"/>
               <w:jc w:val="left"/>
             </w:pPr>
             <w:r>
@@ -5710,7 +5326,6 @@
           <w:tcPr/>
           <w:p>
             <w:pPr>
-              <w:pStyle w:val="Compact"/>
               <w:jc w:val="left"/>
             </w:pPr>
             <w:r>
@@ -5724,7 +5339,6 @@
           <w:tcPr/>
           <w:p>
             <w:pPr>
-              <w:pStyle w:val="Compact"/>
               <w:jc w:val="left"/>
             </w:pPr>
             <w:r>
@@ -5742,7 +5356,6 @@
           <w:tcPr/>
           <w:p>
             <w:pPr>
-              <w:pStyle w:val="Compact"/>
               <w:jc w:val="left"/>
             </w:pPr>
             <w:r>
@@ -5766,7 +5379,6 @@
           <w:tcPr/>
           <w:p>
             <w:pPr>
-              <w:pStyle w:val="Compact"/>
               <w:jc w:val="left"/>
             </w:pPr>
             <w:r>
@@ -5796,7 +5408,6 @@
           <w:tcPr/>
           <w:p>
             <w:pPr>
-              <w:pStyle w:val="Compact"/>
               <w:jc w:val="left"/>
             </w:pPr>
             <w:r>
@@ -5822,7 +5433,6 @@
           <w:tcPr/>
           <w:p>
             <w:pPr>
-              <w:pStyle w:val="Compact"/>
               <w:jc w:val="left"/>
             </w:pPr>
             <w:r>
@@ -5840,7 +5450,6 @@
           <w:tcPr/>
           <w:p>
             <w:pPr>
-              <w:pStyle w:val="Compact"/>
               <w:jc w:val="left"/>
             </w:pPr>
             <w:r>
@@ -5864,7 +5473,6 @@
           <w:tcPr/>
           <w:p>
             <w:pPr>
-              <w:pStyle w:val="Compact"/>
               <w:jc w:val="left"/>
             </w:pPr>
             <w:r>
@@ -5882,7 +5490,6 @@
           <w:tcPr/>
           <w:p>
             <w:pPr>
-              <w:pStyle w:val="Compact"/>
               <w:jc w:val="left"/>
             </w:pPr>
             <w:r>
@@ -5905,9 +5512,7 @@
       </w:tr>
     </w:tbl>
     <w:p>
-      <w:pPr>
-        <w:pStyle w:val="BodyText"/>
-      </w:pPr>
+      <w:pPr/>
       <w:r>
         <w:t xml:space="preserve">The key point in the first row is that bending stiffness EI and helical</w:t>
       </w:r>
@@ -5931,9 +5536,7 @@
       </w:r>
     </w:p>
     <w:p>
-      <w:pPr>
-        <w:pStyle w:val="BodyText"/>
-      </w:pPr>
+      <w:pPr/>
       <w:r>
         <w:rPr>
           <w:bCs/>
@@ -5943,9 +5546,7 @@
       </w:r>
     </w:p>
     <w:p>
-      <w:pPr>
-        <w:pStyle w:val="BodyText"/>
-      </w:pPr>
+      <w:pPr/>
       <w:r>
         <w:rPr>
           <w:iCs/>
@@ -5957,9 +5558,7 @@
       </w:r>
     </w:p>
     <w:p>
-      <w:pPr>
-        <w:pStyle w:val="BodyText"/>
-      </w:pPr>
+      <w:pPr/>
       <w:r>
         <w:t xml:space="preserve">The gravity sector of the rope model fitted galaxy rotation curves with</w:t>
       </w:r>
@@ -6001,9 +5600,7 @@
       </w:r>
     </w:p>
     <w:p>
-      <w:pPr>
-        <w:pStyle w:val="BodyText"/>
-      </w:pPr>
+      <w:pPr/>
       <w:r>
         <w:t xml:space="preserve">The resolution is interpenetrability. Individual ropes pass through each</w:t>
       </w:r>
@@ -6033,9 +5630,7 @@
       </w:r>
     </w:p>
     <w:p>
-      <w:pPr>
-        <w:pStyle w:val="BodyText"/>
-      </w:pPr>
+      <w:pPr/>
       <w:r>
         <w:rPr>
           <w:iCs/>
@@ -6047,9 +5642,7 @@
       </w:r>
     </w:p>
     <w:p>
-      <w:pPr>
-        <w:pStyle w:val="BodyText"/>
-      </w:pPr>
+      <w:pPr/>
       <w:r>
         <w:t xml:space="preserve">The saturation radius r₀ in the gravity sector is a dynamical balance</w:t>
       </w:r>
@@ -6085,9 +5678,7 @@
       </w:r>
     </w:p>
     <w:p>
-      <w:pPr>
-        <w:pStyle w:val="BodyText"/>
-      </w:pPr>
+      <w:pPr/>
       <w:r>
         <w:t xml:space="preserve">r₀ is therefore NOT the inter-rope spacing. It is an emergent dynamical</w:t>
       </w:r>
@@ -6123,9 +5714,7 @@
       </w:r>
     </w:p>
     <w:p>
-      <w:pPr>
-        <w:pStyle w:val="BodyText"/>
-      </w:pPr>
+      <w:pPr/>
       <w:r>
         <w:rPr>
           <w:iCs/>
@@ -6137,17 +5726,13 @@
       </w:r>
     </w:p>
     <w:p>
-      <w:pPr>
-        <w:pStyle w:val="BodyText"/>
-      </w:pPr>
+      <w:pPr/>
       <w:r>
         <w:t xml:space="preserve">What can be said honestly is:</w:t>
       </w:r>
     </w:p>
     <w:p>
-      <w:pPr>
-        <w:pStyle w:val="BodyText"/>
-      </w:pPr>
+      <w:pPr/>
       <w:r>
         <w:t xml:space="preserve">The gravity sector constrains the product T × nᴿᵒᵖᵉ^(eff) through the</w:t>
       </w:r>
@@ -6171,9 +5756,7 @@
       </w:r>
     </w:p>
     <w:p>
-      <w:pPr>
-        <w:pStyle w:val="BodyText"/>
-      </w:pPr>
+      <w:pPr/>
       <w:r>
         <w:t xml:space="preserve">The EM sector constrains the product sin(2θᵂ) × nᴿᵒᵖᵉ × rᴴ² through the</w:t>
       </w:r>
@@ -6185,9 +5768,7 @@
       </w:r>
     </w:p>
     <w:p>
-      <w:pPr>
-        <w:pStyle w:val="BodyText"/>
-      </w:pPr>
+      <w:pPr/>
       <w:r>
         <w:t xml:space="preserve">These two constraints involve different effective rope densities (the</w:t>
       </w:r>
@@ -6211,9 +5792,7 @@
       </w:r>
     </w:p>
     <w:p>
-      <w:pPr>
-        <w:pStyle w:val="BodyText"/>
-      </w:pPr>
+      <w:pPr/>
       <w:r>
         <w:t xml:space="preserve">The programme for closing this gap is to derive how the interpenetrable</w:t>
       </w:r>
@@ -6237,9 +5816,7 @@
       </w:r>
     </w:p>
     <w:p>
-      <w:pPr>
-        <w:pStyle w:val="BodyText"/>
-      </w:pPr>
+      <w:pPr/>
       <w:r>
         <w:rPr>
           <w:bCs/>
@@ -6264,7 +5841,6 @@
           <w:tcPr/>
           <w:p>
             <w:pPr>
-              <w:pStyle w:val="Compact"/>
               <w:jc w:val="left"/>
             </w:pPr>
             <w:r>
@@ -6280,7 +5856,6 @@
           <w:tcPr/>
           <w:p>
             <w:pPr>
-              <w:pStyle w:val="Compact"/>
               <w:jc w:val="left"/>
             </w:pPr>
             <w:r>
@@ -6296,7 +5871,6 @@
           <w:tcPr/>
           <w:p>
             <w:pPr>
-              <w:pStyle w:val="Compact"/>
               <w:jc w:val="left"/>
             </w:pPr>
             <w:r>
@@ -6314,7 +5888,6 @@
           <w:tcPr/>
           <w:p>
             <w:pPr>
-              <w:pStyle w:val="Compact"/>
               <w:jc w:val="left"/>
             </w:pPr>
             <w:r>
@@ -6326,7 +5899,6 @@
           <w:tcPr/>
           <w:p>
             <w:pPr>
-              <w:pStyle w:val="Compact"/>
               <w:jc w:val="left"/>
             </w:pPr>
             <w:r>
@@ -6344,7 +5916,6 @@
           <w:tcPr/>
           <w:p>
             <w:pPr>
-              <w:pStyle w:val="Compact"/>
               <w:jc w:val="left"/>
             </w:pPr>
             <w:r>
@@ -6370,7 +5941,6 @@
           <w:tcPr/>
           <w:p>
             <w:pPr>
-              <w:pStyle w:val="Compact"/>
               <w:jc w:val="left"/>
             </w:pPr>
             <w:r>
@@ -6382,7 +5952,6 @@
           <w:tcPr/>
           <w:p>
             <w:pPr>
-              <w:pStyle w:val="Compact"/>
               <w:jc w:val="left"/>
             </w:pPr>
             <w:r>
@@ -6400,7 +5969,6 @@
           <w:tcPr/>
           <w:p>
             <w:pPr>
-              <w:pStyle w:val="Compact"/>
               <w:jc w:val="left"/>
             </w:pPr>
             <w:r>
@@ -6426,7 +5994,6 @@
           <w:tcPr/>
           <w:p>
             <w:pPr>
-              <w:pStyle w:val="Compact"/>
               <w:jc w:val="left"/>
             </w:pPr>
             <w:r>
@@ -6438,7 +6005,6 @@
           <w:tcPr/>
           <w:p>
             <w:pPr>
-              <w:pStyle w:val="Compact"/>
               <w:jc w:val="left"/>
             </w:pPr>
             <w:r>
@@ -6456,7 +6022,6 @@
           <w:tcPr/>
           <w:p>
             <w:pPr>
-              <w:pStyle w:val="Compact"/>
               <w:jc w:val="left"/>
             </w:pPr>
             <w:r>
@@ -6488,7 +6053,6 @@
           <w:tcPr/>
           <w:p>
             <w:pPr>
-              <w:pStyle w:val="Compact"/>
               <w:jc w:val="left"/>
             </w:pPr>
             <w:r>
@@ -6506,7 +6070,6 @@
           <w:tcPr/>
           <w:p>
             <w:pPr>
-              <w:pStyle w:val="Compact"/>
               <w:jc w:val="left"/>
             </w:pPr>
             <w:r>
@@ -6530,7 +6093,6 @@
           <w:tcPr/>
           <w:p>
             <w:pPr>
-              <w:pStyle w:val="Compact"/>
               <w:jc w:val="left"/>
             </w:pPr>
             <w:r>
@@ -6562,7 +6124,6 @@
           <w:tcPr/>
           <w:p>
             <w:pPr>
-              <w:pStyle w:val="Compact"/>
               <w:jc w:val="left"/>
             </w:pPr>
             <w:r>
@@ -6580,7 +6141,6 @@
           <w:tcPr/>
           <w:p>
             <w:pPr>
-              <w:pStyle w:val="Compact"/>
               <w:jc w:val="left"/>
             </w:pPr>
             <w:r>
@@ -6604,7 +6164,6 @@
           <w:tcPr/>
           <w:p>
             <w:pPr>
-              <w:pStyle w:val="Compact"/>
               <w:jc w:val="left"/>
             </w:pPr>
             <w:r>
@@ -6630,7 +6189,6 @@
           <w:tcPr/>
           <w:p>
             <w:pPr>
-              <w:pStyle w:val="Compact"/>
               <w:jc w:val="left"/>
             </w:pPr>
             <w:r>
@@ -6642,7 +6200,6 @@
           <w:tcPr/>
           <w:p>
             <w:pPr>
-              <w:pStyle w:val="Compact"/>
               <w:jc w:val="left"/>
             </w:pPr>
             <w:r>
@@ -6660,7 +6217,6 @@
           <w:tcPr/>
           <w:p>
             <w:pPr>
-              <w:pStyle w:val="Compact"/>
               <w:jc w:val="left"/>
             </w:pPr>
             <w:r>
@@ -6686,7 +6242,6 @@
           <w:tcPr/>
           <w:p>
             <w:pPr>
-              <w:pStyle w:val="Compact"/>
               <w:jc w:val="left"/>
             </w:pPr>
             <w:r>
@@ -6698,7 +6253,6 @@
           <w:tcPr/>
           <w:p>
             <w:pPr>
-              <w:pStyle w:val="Compact"/>
               <w:jc w:val="left"/>
             </w:pPr>
             <w:r>
@@ -6716,7 +6270,6 @@
           <w:tcPr/>
           <w:p>
             <w:pPr>
-              <w:pStyle w:val="Compact"/>
               <w:jc w:val="left"/>
             </w:pPr>
             <w:r>
@@ -6736,7 +6289,6 @@
           <w:tcPr/>
           <w:p>
             <w:pPr>
-              <w:pStyle w:val="Compact"/>
               <w:jc w:val="left"/>
             </w:pPr>
             <w:r>
@@ -6754,7 +6306,6 @@
           <w:tcPr/>
           <w:p>
             <w:pPr>
-              <w:pStyle w:val="Compact"/>
               <w:jc w:val="left"/>
             </w:pPr>
             <w:r>
@@ -6772,7 +6323,6 @@
           <w:tcPr/>
           <w:p>
             <w:pPr>
-              <w:pStyle w:val="Compact"/>
               <w:jc w:val="left"/>
             </w:pPr>
             <w:r>
@@ -6798,7 +6348,6 @@
           <w:tcPr/>
           <w:p>
             <w:pPr>
-              <w:pStyle w:val="Compact"/>
               <w:jc w:val="left"/>
             </w:pPr>
             <w:r>
@@ -6810,7 +6359,6 @@
           <w:tcPr/>
           <w:p>
             <w:pPr>
-              <w:pStyle w:val="Compact"/>
               <w:jc w:val="left"/>
             </w:pPr>
             <w:r>
@@ -6822,7 +6370,6 @@
           <w:tcPr/>
           <w:p>
             <w:pPr>
-              <w:pStyle w:val="Compact"/>
               <w:jc w:val="left"/>
             </w:pPr>
             <w:r>
@@ -6845,9 +6392,7 @@
       </w:tr>
     </w:tbl>
     <w:p>
-      <w:pPr>
-        <w:pStyle w:val="BodyText"/>
-      </w:pPr>
+      <w:pPr/>
       <w:r>
         <w:rPr>
           <w:bCs/>
@@ -6857,9 +6402,7 @@
       </w:r>
     </w:p>
     <w:p>
-      <w:pPr>
-        <w:pStyle w:val="BodyText"/>
-      </w:pPr>
+      <w:pPr/>
       <w:r>
         <w:t xml:space="preserve">Beyond the field, the magnetic FORCE now follows from the same mechanism</w:t>
       </w:r>
@@ -6925,9 +6468,7 @@
       </w:r>
     </w:p>
     <w:p>
-      <w:pPr>
-        <w:pStyle w:val="BodyText"/>
-      </w:pPr>
+      <w:pPr/>
       <w:r>
         <w:t xml:space="preserve">We have systematically derived the electromagnetic content of the Rope</w:t>
       </w:r>
@@ -6945,9 +6486,7 @@
       </w:r>
     </w:p>
     <w:p>
-      <w:pPr>
-        <w:pStyle w:val="BodyText"/>
-      </w:pPr>
+      <w:pPr/>
       <w:r>
         <w:t xml:space="preserve">The electric field E = −≧φ − ∂A/∂t requires two mechanical</w:t>
       </w:r>
@@ -6977,9 +6516,7 @@
       </w:r>
     </w:p>
     <w:p>
-      <w:pPr>
-        <w:pStyle w:val="BodyText"/>
-      </w:pPr>
+      <w:pPr/>
       <w:r>
         <w:t xml:space="preserve">The magnetic field B = ≧×A is the curl of the helical pitch vector; a</w:t>
       </w:r>
@@ -7021,9 +6558,7 @@
       </w:r>
     </w:p>
     <w:p>
-      <w:pPr>
-        <w:pStyle w:val="BodyText"/>
-      </w:pPr>
+      <w:pPr/>
       <w:r>
         <w:t xml:space="preserve">The absence of magnetic monopoles (≧·B = 0) is derived, not postulated.</w:t>
       </w:r>
@@ -7047,9 +6582,7 @@
       </w:r>
     </w:p>
     <w:p>
-      <w:pPr>
-        <w:pStyle w:val="BodyText"/>
-      </w:pPr>
+      <w:pPr/>
       <w:r>
         <w:t xml:space="preserve">All four Maxwell equations are reproduced under the rope correspondence.</w:t>
       </w:r>
@@ -7067,9 +6600,7 @@
       </w:r>
     </w:p>
     <w:p>
-      <w:pPr>
-        <w:pStyle w:val="BodyText"/>
-      </w:pPr>
+      <w:pPr/>
       <w:r>
         <w:t xml:space="preserve">The helical geometry of the two-strand rope generates a Chern-Simons</w:t>
       </w:r>
@@ -7087,9 +6618,7 @@
       </w:r>
     </w:p>
     <w:p>
-      <w:pPr>
-        <w:pStyle w:val="BodyText"/>
-      </w:pPr>
+      <w:pPr/>
       <w:r>
         <w:t xml:space="preserve">The measured cosmic birefringence β = 0.342° ± 0.094° constrains the</w:t>
       </w:r>
@@ -7119,9 +6648,7 @@
       </w:r>
     </w:p>
     <w:p>
-      <w:pPr>
-        <w:pStyle w:val="BodyText"/>
-      </w:pPr>
+      <w:pPr/>
       <w:r>
         <w:t xml:space="preserve">The EB cross-spectrum ratio Cₗ^EB/Cₗ^EE = sin(4β)/2 = 0.0119 is</w:t>
       </w:r>
@@ -7139,9 +6666,7 @@
       </w:r>
     </w:p>
     <w:p>
-      <w:pPr>
-        <w:pStyle w:val="BodyText"/>
-      </w:pPr>
+      <w:pPr/>
       <w:r>
         <w:t xml:space="preserve">The cross-sector connection between gravity and EM rope parameters</w:t>
       </w:r>
@@ -7171,9 +6696,7 @@
       </w:r>
     </w:p>
     <w:p>
-      <w:pPr>
-        <w:pStyle w:val="BodyText"/>
-      </w:pPr>
+      <w:pPr/>
       <w:r>
         <w:t xml:space="preserve">The rope model of electromagnetism provides a physical mechanism for</w:t>
       </w:r>
@@ -7221,9 +6744,7 @@
       </w:r>
     </w:p>
     <w:p>
-      <w:pPr>
-        <w:pStyle w:val="BodyText"/>
-      </w:pPr>
+      <w:pPr/>
       <w:r>
         <w:rPr>
           <w:bCs/>
@@ -7233,9 +6754,7 @@
       </w:r>
     </w:p>
     <w:p>
-      <w:pPr>
-        <w:pStyle w:val="BodyText"/>
-      </w:pPr>
+      <w:pPr/>
       <w:r>
         <w:t xml:space="preserve">We prove equation (7) explicitly for readers unfamiliar with the vector</w:t>
       </w:r>
@@ -7247,9 +6766,7 @@
       </w:r>
     </w:p>
     <w:p>
-      <w:pPr>
-        <w:pStyle w:val="BodyText"/>
-      </w:pPr>
+      <w:pPr/>
       <w:r>
         <w:t xml:space="preserve">Let T(r) be a smooth scalar tension field. Define B ≡ r×≧T. We compute</w:t>
       </w:r>
@@ -7261,65 +6778,49 @@
       </w:r>
     </w:p>
     <w:p>
-      <w:pPr>
-        <w:pStyle w:val="BodyText"/>
-      </w:pPr>
+      <w:pPr/>
       <w:r>
         <w:t xml:space="preserve">≧·(P×Q) = Q·(≧×P) − P·(≧×Q) (A1)</w:t>
       </w:r>
     </w:p>
     <w:p>
-      <w:pPr>
-        <w:pStyle w:val="BodyText"/>
-      </w:pPr>
+      <w:pPr/>
       <w:r>
         <w:t xml:space="preserve">Setting P = r (position vector) and Q = ≧T (tension gradient):</w:t>
       </w:r>
     </w:p>
     <w:p>
-      <w:pPr>
-        <w:pStyle w:val="BodyText"/>
-      </w:pPr>
+      <w:pPr/>
       <w:r>
         <w:t xml:space="preserve">≧·(r×≧T) = ≧T·(≧×r) − r·(≧×≧T) (A2)</w:t>
       </w:r>
     </w:p>
     <w:p>
-      <w:pPr>
-        <w:pStyle w:val="BodyText"/>
-      </w:pPr>
+      <w:pPr/>
       <w:r>
         <w:t xml:space="preserve">Term 1: ≧×r. In Cartesian coordinates, r = (x, y, z). The curl of r is:</w:t>
       </w:r>
     </w:p>
     <w:p>
-      <w:pPr>
-        <w:pStyle w:val="BodyText"/>
-      </w:pPr>
+      <w:pPr/>
       <w:r>
         <w:t xml:space="preserve">≧×r = (∂z/∂y − ∂y/∂z, ∂x/∂z − ∂z/∂x, ∂y/∂x − ∂x/∂y) = (0, 0, 0) (A3)</w:t>
       </w:r>
     </w:p>
     <w:p>
-      <w:pPr>
-        <w:pStyle w:val="BodyText"/>
-      </w:pPr>
+      <w:pPr/>
       <w:r>
         <w:t xml:space="preserve">Term 2: ≧×(≧T). The curl of any gradient vanishes identically:</w:t>
       </w:r>
     </w:p>
     <w:p>
-      <w:pPr>
-        <w:pStyle w:val="BodyText"/>
-      </w:pPr>
+      <w:pPr/>
       <w:r>
         <w:t xml:space="preserve">≧×(≧T) = 0 (A4)</w:t>
       </w:r>
     </w:p>
     <w:p>
-      <w:pPr>
-        <w:pStyle w:val="BodyText"/>
-      </w:pPr>
+      <w:pPr/>
       <w:r>
         <w:t xml:space="preserve">because mixed partial derivatives commute: ∂²T/∂x∂y = ∂²T/∂y∂x.</w:t>
       </w:r>
@@ -7331,17 +6832,13 @@
       </w:r>
     </w:p>
     <w:p>
-      <w:pPr>
-        <w:pStyle w:val="BodyText"/>
-      </w:pPr>
+      <w:pPr/>
       <w:r>
         <w:t xml:space="preserve">≧·(r×≧T) = ≧T·(0) − r·(0) = 0 ✓ (A5)</w:t>
       </w:r>
     </w:p>
     <w:p>
-      <w:pPr>
-        <w:pStyle w:val="BodyText"/>
-      </w:pPr>
+      <w:pPr/>
       <w:r>
         <w:t xml:space="preserve">This holds for any smooth tension field T(r). The result is exact and</w:t>
       </w:r>
@@ -7353,9 +6850,7 @@
       </w:r>
     </w:p>
     <w:p>
-      <w:pPr>
-        <w:pStyle w:val="BodyText"/>
-      </w:pPr>
+      <w:pPr/>
       <w:r>
         <w:rPr>
           <w:bCs/>
@@ -7379,9 +6874,7 @@
       </w:r>
     </w:p>
     <w:p>
-      <w:pPr>
-        <w:pStyle w:val="BodyText"/>
-      </w:pPr>
+      <w:pPr/>
       <w:r>
         <w:t xml:space="preserve">The mechanism above derives the magnetic field as the curl of the</w:t>
       </w:r>
@@ -7417,9 +6910,7 @@
       </w:r>
     </w:p>
     <w:p>
-      <w:pPr>
-        <w:pStyle w:val="BodyText"/>
-      </w:pPr>
+      <w:pPr/>
       <w:r>
         <w:rPr>
           <w:iCs/>
@@ -7495,9 +6986,7 @@
       </w:r>
     </w:p>
     <w:p>
-      <w:pPr>
-        <w:pStyle w:val="BodyText"/>
-      </w:pPr>
+      <w:pPr/>
       <w:r>
         <w:rPr>
           <w:iCs/>
@@ -7555,9 +7044,7 @@
       </w:r>
     </w:p>
     <w:p>
-      <w:pPr>
-        <w:pStyle w:val="BodyText"/>
-      </w:pPr>
+      <w:pPr/>
       <w:r>
         <w:rPr>
           <w:iCs/>
@@ -7621,9 +7108,7 @@
       </w:r>
     </w:p>
     <w:p>
-      <w:pPr>
-        <w:pStyle w:val="BodyText"/>
-      </w:pPr>
+      <w:pPr/>
       <w:r>
         <w:rPr>
           <w:iCs/>
@@ -7687,9 +7172,7 @@
       </w:r>
     </w:p>
     <w:p>
-      <w:pPr>
-        <w:pStyle w:val="BodyText"/>
-      </w:pPr>
+      <w:pPr/>
       <w:r>
         <w:rPr>
           <w:iCs/>
@@ -7795,9 +7278,7 @@
       </w:r>
     </w:p>
     <w:p>
-      <w:pPr>
-        <w:pStyle w:val="BodyText"/>
-      </w:pPr>
+      <w:pPr/>
       <w:r>
         <w:rPr>
           <w:iCs/>
@@ -7837,17 +7318,13 @@
       </w:r>
     </w:p>
     <w:p>
-      <w:pPr>
-        <w:pStyle w:val="BodyText"/>
-      </w:pPr>
+      <w:pPr/>
       <w:r>
         <w:t xml:space="preserve">E_overlap = min_φ T ∫ Re( e^{iφ} ∇ψ₁* · ∇ψ₂ ) dV + T ∫ b₁ · b₂ dV,</w:t>
       </w:r>
     </w:p>
     <w:p>
-      <w:pPr>
-        <w:pStyle w:val="BodyText"/>
-      </w:pPr>
+      <w:pPr/>
       <w:r>
         <w:t xml:space="preserve">with no coefficient, shape, or sign chosen: the functional is what the</w:t>
       </w:r>
@@ -7907,9 +7384,7 @@
       </w:r>
     </w:p>
     <w:p>
-      <w:pPr>
-        <w:pStyle w:val="BodyText"/>
-      </w:pPr>
+      <w:pPr/>
       <w:r>
         <w:t xml:space="preserve">The same frozen functional then yields the sign results. Head-on overlap</w:t>
       </w:r>
@@ -8005,9 +7480,7 @@
       </w:r>
     </w:p>
     <w:p>
-      <w:pPr>
-        <w:pStyle w:val="BodyText"/>
-      </w:pPr>
+      <w:pPr/>
       <w:r>
         <w:rPr>
           <w:iCs/>
@@ -8113,9 +7586,7 @@
       </w:r>
     </w:p>
     <w:p>
-      <w:pPr>
-        <w:pStyle w:val="BodyText"/>
-      </w:pPr>
+      <w:pPr/>
       <w:r>
         <w:rPr>
           <w:bCs/>
@@ -8125,9 +7596,7 @@
       </w:r>
     </w:p>
     <w:p>
-      <w:pPr>
-        <w:pStyle w:val="BodyText"/>
-      </w:pPr>
+      <w:pPr/>
       <w:r>
         <w:t xml:space="preserve">Carroll, S.M., Field, G.B., &amp; Jackiw, R. 1990, Physical Review D, 41,</w:t>
       </w:r>
@@ -8139,49 +7608,37 @@
       </w:r>
     </w:p>
     <w:p>
-      <w:pPr>
-        <w:pStyle w:val="BodyText"/>
-      </w:pPr>
+      <w:pPr/>
       <w:r>
         <w:t xml:space="preserve">Eskilt, J.R. &amp; Komatsu, E. 2022, Physical Review D, 106, 063503</w:t>
       </w:r>
     </w:p>
     <w:p>
-      <w:pPr>
-        <w:pStyle w:val="BodyText"/>
-      </w:pPr>
+      <w:pPr/>
       <w:r>
         <w:t xml:space="preserve">Gaede, B. 2014, The Rope Hypothesis (self-published, non-peer-reviewed)</w:t>
       </w:r>
     </w:p>
     <w:p>
-      <w:pPr>
-        <w:pStyle w:val="BodyText"/>
-      </w:pPr>
+      <w:pPr/>
       <w:r>
         <w:t xml:space="preserve">Gaede, B. 2020, The Rope Hypothesis. Internet Archive (self-published)</w:t>
       </w:r>
     </w:p>
     <w:p>
-      <w:pPr>
-        <w:pStyle w:val="BodyText"/>
-      </w:pPr>
+      <w:pPr/>
       <w:r>
         <w:t xml:space="preserve">Jackiw, R. &amp; Pi, S.-Y. 2003, Physical Review D, 68, 104012</w:t>
       </w:r>
     </w:p>
     <w:p>
-      <w:pPr>
-        <w:pStyle w:val="BodyText"/>
-      </w:pPr>
+      <w:pPr/>
       <w:r>
         <w:t xml:space="preserve">Komatsu, E. 2022, Nature Reviews Physics, 4, 452</w:t>
       </w:r>
     </w:p>
     <w:p>
-      <w:pPr>
-        <w:pStyle w:val="BodyText"/>
-      </w:pPr>
+      <w:pPr/>
       <w:r>
         <w:t xml:space="preserve">Maxwell, J.C. 1865, Philosophical Transactions of the Royal Society,</w:t>
       </w:r>
@@ -8193,9 +7650,7 @@
       </w:r>
     </w:p>
     <w:p>
-      <w:pPr>
-        <w:pStyle w:val="BodyText"/>
-      </w:pPr>
+      <w:pPr/>
       <w:r>
         <w:t xml:space="preserve">Michelson, A.A. &amp; Morley, E.W. 1887, American Journal of Science, 34,</w:t>
       </w:r>
@@ -8207,25 +7662,19 @@
       </w:r>
     </w:p>
     <w:p>
-      <w:pPr>
-        <w:pStyle w:val="BodyText"/>
-      </w:pPr>
+      <w:pPr/>
       <w:r>
         <w:t xml:space="preserve">Minkowski, H. 1908, Physikalische Zeitschrift, 10, 104</w:t>
       </w:r>
     </w:p>
     <w:p>
-      <w:pPr>
-        <w:pStyle w:val="BodyText"/>
-      </w:pPr>
+      <w:pPr/>
       <w:r>
         <w:t xml:space="preserve">Vasileiou, V. et al. 2013, Physical Review D, 87, 122001</w:t>
       </w:r>
     </w:p>
     <w:p>
-      <w:pPr>
-        <w:pStyle w:val="BodyText"/>
-      </w:pPr>
+      <w:pPr/>
       <w:r>
         <w:t xml:space="preserve">Disclosure: This paper was produced through extended scientific</w:t>
       </w:r>

--- a/papers/_sources/rope_theory_of_magnetism.docx
+++ b/papers/_sources/rope_theory_of_magnetism.docx
@@ -55,7 +55,7 @@
         <w:t xml:space="preserve"> </w:t>
       </w:r>
       <w:r>
-        <w:t xml:space="preserve">NTT DATA, Global VP Networking Practice, Frankfurt, Germany</w:t>
+        <w:t xml:space="preserve">Charlotte, NC · palmer100@gmail.com</w:t>
       </w:r>
     </w:p>
     <w:p>
